--- a/オフィス移転_EARTH昭和町ビル/output/01_事務所共同利用同意書_合意解約書.docx
+++ b/オフィス移転_EARTH昭和町ビル/output/01_事務所共同利用同意書_合意解約書.docx
@@ -1389,7 +1389,7 @@
           <w:sz w:val="21"/>
           <w:szCs w:val="21"/>
         </w:rPr>
-        <w:t xml:space="preserve">代表者　代表取締役 辰己 逸奎　　　　　　　　　㊞</w:t>
+        <w:t xml:space="preserve">代表者　代表取締役 辰己 逸奎　　　　　　　　　印</w:t>
       </w:r>
     </w:p>
     <w:p>
@@ -1450,7 +1450,7 @@
           <w:sz w:val="21"/>
           <w:szCs w:val="21"/>
         </w:rPr>
-        <w:t xml:space="preserve">代表者　＿＿＿＿＿＿＿＿＿＿＿＿＿＿＿　　　㊞</w:t>
+        <w:t xml:space="preserve">代表者　＿＿＿＿＿＿＿＿＿＿＿＿＿＿＿　　　印</w:t>
       </w:r>
     </w:p>
     <w:p>
@@ -1511,7 +1511,7 @@
           <w:sz w:val="21"/>
           <w:szCs w:val="21"/>
         </w:rPr>
-        <w:t xml:space="preserve">代表者　＿＿＿＿＿＿＿＿＿＿＿＿＿＿＿　　　㊞</w:t>
+        <w:t xml:space="preserve">代表者　＿＿＿＿＿＿＿＿＿＿＿＿＿＿＿　　　印</w:t>
       </w:r>
     </w:p>
     <w:p>
@@ -1572,7 +1572,7 @@
           <w:sz w:val="21"/>
           <w:szCs w:val="21"/>
         </w:rPr>
-        <w:t xml:space="preserve">代表者　＿＿＿＿＿＿＿＿＿＿＿＿＿＿＿　　　㊞</w:t>
+        <w:t xml:space="preserve">代表者　＿＿＿＿＿＿＿＿＿＿＿＿＿＿＿　　　印</w:t>
       </w:r>
     </w:p>
     <w:p>

--- a/オフィス移転_EARTH昭和町ビル/output/01_事務所共同利用同意書_合意解約書.docx
+++ b/オフィス移転_EARTH昭和町ビル/output/01_事務所共同利用同意書_合意解約書.docx
@@ -598,7 +598,7 @@
           <w:sz w:val="21"/>
           <w:szCs w:val="21"/>
         </w:rPr>
-        <w:t xml:space="preserve">第3条（期間Ⅰにおける負担継続義務の免除）</w:t>
+        <w:t xml:space="preserve">第3条（期間Ⅰにおける負担継続義務の免除等）</w:t>
       </w:r>
     </w:p>
     <w:p>
@@ -644,6 +644,21 @@
           <w:szCs w:val="21"/>
         </w:rPr>
         <w:t xml:space="preserve">３　解約日の属する月の分担額は、原契約の特約に準じて日割計算を行わず、月額の全額とする。ただし、甲乙丙丁が別途書面で合意した場合はこの限りでない。</w:t>
+      </w:r>
+    </w:p>
+    <w:p>
+      <w:pPr>
+        <w:spacing w:after="100" w:before="0" w:line="320"/>
+        <w:ind w:firstLine="210"/>
+        <w:jc w:val="left"/>
+      </w:pPr>
+      <w:r>
+        <w:rPr>
+          <w:rFonts w:ascii="ＭＳ 明朝" w:cs="ＭＳ 明朝" w:eastAsia="ＭＳ 明朝" w:hAnsi="ＭＳ 明朝"/>
+          <w:sz w:val="21"/>
+          <w:szCs w:val="21"/>
+        </w:rPr>
+        <w:t xml:space="preserve">４　原同意書第12条第1項（退去日の6か月前までの協議開始）及び同条第2項（退去の決議）に定める手続は、本合意解約書の締結をもってこれに代えるものとし、甲乙丙丁は、当該手続の不履行を理由として本合意解約の効力を争わない。</w:t>
       </w:r>
     </w:p>
     <w:p>
@@ -1344,7 +1359,7 @@
           <w:sz w:val="21"/>
           <w:szCs w:val="21"/>
         </w:rPr>
-        <w:t xml:space="preserve">甲（名義人）</w:t>
+        <w:t xml:space="preserve">甲（名義人・参加者）</w:t>
       </w:r>
     </w:p>
     <w:p>
@@ -1405,7 +1420,7 @@
           <w:sz w:val="21"/>
           <w:szCs w:val="21"/>
         </w:rPr>
-        <w:t xml:space="preserve">乙</w:t>
+        <w:t xml:space="preserve">乙（参加者）</w:t>
       </w:r>
     </w:p>
     <w:p>
@@ -1466,7 +1481,7 @@
           <w:sz w:val="21"/>
           <w:szCs w:val="21"/>
         </w:rPr>
-        <w:t xml:space="preserve">丙</w:t>
+        <w:t xml:space="preserve">丙（参加者）</w:t>
       </w:r>
     </w:p>
     <w:p>
